--- a/output_receita_federal/instrucao_normativa_srf/documents/in_srf_698_20061220.docx
+++ b/output_receita_federal/instrucao_normativa_srf/documents/in_srf_698_20061220.docx
@@ -42,7 +42,54 @@
     </w:p>
     <w:p>
       <w:r>
-        <w:t>§ 1º Para os clientes que possuam endereço eletrônico ou utilizem Internet Banking ou Office Banking, é permitida a disponibilização dos Informes de Rendimentos Financeiros por meio da Internet ou outros meios eletrônicos.</w:t>
+        <w:t>§ 1º É permitida a disponibilização dos Informes de Rendimentos Financeiros por meio da Internet ou de outros meios eletrônicos, ficando dispensado, neste caso, o fornecimento da via impressa, para:</w:t>
+      </w:r>
+    </w:p>
+    <w:p>
+      <w:r>
+        <w:rPr>
+          <w:i/>
+        </w:rPr>
+        <w:t>[Redação dada pelo(a) Instrução Normativa RFB nº 1235, de 11 de janeiro de 2012]</w:t>
+      </w:r>
+    </w:p>
+    <w:p>
+      <w:r>
+        <w:t>I - os clientes que utilizem Internet Banking ou Office Banking; e</w:t>
+      </w:r>
+    </w:p>
+    <w:p>
+      <w:r>
+        <w:rPr>
+          <w:i/>
+        </w:rPr>
+        <w:t>[Incluído(a) pelo(a) Instrução Normativa RFB nº 1235, de 11 de janeiro de 2012]</w:t>
+      </w:r>
+    </w:p>
+    <w:p>
+      <w:r>
+        <w:t>II - as pessoas físicas que possuam endereço eletrônico.</w:t>
+      </w:r>
+    </w:p>
+    <w:p>
+      <w:r>
+        <w:rPr>
+          <w:i/>
+        </w:rPr>
+        <w:t>[Incluído(a) pelo(a) Instrução Normativa RFB nº 1235, de 11 de janeiro de 2012]</w:t>
+      </w:r>
+    </w:p>
+    <w:p>
+      <w:r>
+        <w:t>§ 1º-A No caso de conta conjunta, o Informe de Rendimentos Financeiros deve ser formulado em nome do primeiro titular exceto quando os titulares da conta declararem expressamente em nome de qual deles o Informe deve ser formulado.</w:t>
+      </w:r>
+    </w:p>
+    <w:p>
+      <w:r>
+        <w:rPr>
+          <w:i/>
+        </w:rPr>
+        <w:t>[Incluído(a) pelo(a) Instrução Normativa RFB nº 1235, de 11 de janeiro de 2012]</w:t>
       </w:r>
     </w:p>
     <w:p>
@@ -67,7 +114,28 @@
     </w:p>
     <w:p>
       <w:r>
-        <w:t>§ 3º Nas hipóteses do § 1º e do inciso I do § 2º, as fontes pagadoras deverão manter sistema de controle que permita o fornecimento, por escrito, do Informe de Rendimentos Financeiros, quando solicitado.</w:t>
+        <w:t>IV - aos investidores residentes ou domiciliados no exterior.</w:t>
+      </w:r>
+    </w:p>
+    <w:p>
+      <w:r>
+        <w:rPr>
+          <w:i/>
+        </w:rPr>
+        <w:t>[Incluído(a) pelo(a) Instrução Normativa RFB nº 1235, de 11 de janeiro de 2012]</w:t>
+      </w:r>
+    </w:p>
+    <w:p>
+      <w:r>
+        <w:t>§ 3º Nas hipóteses do § 1º e dos incisos I e IV do § 2º, as fontes pagadoras deverão manter sistema de controle que permita o fornecimento, por via impressa, do Informe de Rendimentos Financeiros, quando solicitado.</w:t>
+      </w:r>
+    </w:p>
+    <w:p>
+      <w:r>
+        <w:rPr>
+          <w:i/>
+        </w:rPr>
+        <w:t>[Redação dada pelo(a) Instrução Normativa RFB nº 1235, de 11 de janeiro de 2012]</w:t>
       </w:r>
     </w:p>
     <w:p>
@@ -128,6 +196,19 @@
     <w:p>
       <w:r>
         <w:t>Art. 5º As instituições, as sociedades e as demais fontes pagadoras referidas no art. 1º deverão manter, em meio magnético, até 31 de dezembro do sexto ano subseqüente àquele a que se referir os rendimentos, as informações de que trata esta Instrução Normativa.</w:t>
+      </w:r>
+    </w:p>
+    <w:p>
+      <w:r>
+        <w:t>Art. 5º-A O beneficiário, a que se referem os incisos I e II do caput do art. 2º, poderá solicitar às instituições de que trata o art. 1º cópia do Informe de Rendimentos Financeiros no prazo estabelecido no art. 5º, salvo por decisão judicial ou sucessão universal.</w:t>
+      </w:r>
+    </w:p>
+    <w:p>
+      <w:r>
+        <w:rPr>
+          <w:i/>
+        </w:rPr>
+        <w:t>[Incluído(a) pelo(a) Instrução Normativa RFB nº 1235, de 11 de janeiro de 2012]</w:t>
       </w:r>
     </w:p>
     <w:p>
@@ -200,7 +281,1605 @@
         <w:t xml:space="preserve">ANEXO I </w:t>
       </w:r>
       <w:r>
+        <w:br/>
+      </w:r>
+      <w:r>
         <w:t>INFORME DE RENDIMENTOS FINANCEIROS</w:t>
+      </w:r>
+    </w:p>
+    <w:p>
+      <w:r>
+        <w:t>ANEXO I</w:t>
+      </w:r>
+    </w:p>
+    <w:p>
+      <w:r>
+        <w:t>INFORME DE RENDIMENTOS FINANCEIROS</w:t>
+      </w:r>
+    </w:p>
+    <w:tbl>
+      <w:tblPr>
+        <w:tblStyle w:val="LightGrid-Accent1"/>
+        <w:tblW w:type="auto" w:w="0"/>
+        <w:tblLayout w:type="autofit"/>
+        <w:tblLook w:firstColumn="1" w:firstRow="1" w:lastColumn="0" w:lastRow="0" w:noHBand="0" w:noVBand="1" w:val="04A0"/>
+      </w:tblPr>
+      <w:tblGrid>
+        <w:gridCol w:w="4320"/>
+        <w:gridCol w:w="4320"/>
+      </w:tblGrid>
+      <w:tr>
+        <w:tc>
+          <w:tcPr>
+            <w:tcW w:type="dxa" w:w="4320"/>
+          </w:tcPr>
+          <w:p>
+            <w:r>
+              <w:rPr>
+                <w:b/>
+              </w:rPr>
+              <w:t>MINISTÉRIO DA FAZENDA SECRETARIA DA RECEITA FEDERAL</w:t>
+            </w:r>
+          </w:p>
+        </w:tc>
+        <w:tc>
+          <w:tcPr>
+            <w:tcW w:type="dxa" w:w="4320"/>
+          </w:tcPr>
+          <w:p>
+            <w:r>
+              <w:rPr>
+                <w:b/>
+              </w:rPr>
+              <w:t>INFORME DE RENDIMENTOS FINANCEIROS ANO-CALENDÁRIO DE _______ IMPOSTO DE RENDA – PESSOA FÍSICA</w:t>
+            </w:r>
+          </w:p>
+        </w:tc>
+      </w:tr>
+    </w:tbl>
+    <w:p>
+      <w:r>
+        <w:t>IMPOSTO DE RENDA – PESSOA FÍSICA 1. IDENTIFICAÇÃO DA FONTE PAGADORA</w:t>
+      </w:r>
+    </w:p>
+    <w:tbl>
+      <w:tblPr>
+        <w:tblStyle w:val="LightGrid-Accent1"/>
+        <w:tblW w:type="auto" w:w="0"/>
+        <w:tblLayout w:type="autofit"/>
+        <w:tblLook w:firstColumn="1" w:firstRow="1" w:lastColumn="0" w:lastRow="0" w:noHBand="0" w:noVBand="1" w:val="04A0"/>
+      </w:tblPr>
+      <w:tblGrid>
+        <w:gridCol w:w="4320"/>
+        <w:gridCol w:w="4320"/>
+      </w:tblGrid>
+      <w:tr>
+        <w:tc>
+          <w:tcPr>
+            <w:tcW w:type="dxa" w:w="4320"/>
+          </w:tcPr>
+          <w:p>
+            <w:r>
+              <w:rPr>
+                <w:b/>
+              </w:rPr>
+              <w:t>NOME EMPRESARIAL</w:t>
+            </w:r>
+          </w:p>
+        </w:tc>
+        <w:tc>
+          <w:tcPr>
+            <w:tcW w:type="dxa" w:w="4320"/>
+          </w:tcPr>
+          <w:p>
+            <w:r>
+              <w:rPr>
+                <w:b/>
+              </w:rPr>
+              <w:t>CNPJ</w:t>
+            </w:r>
+          </w:p>
+        </w:tc>
+      </w:tr>
+    </w:tbl>
+    <w:p>
+      <w:r>
+        <w:t>2. PESSOA FÍSICA BENEFICIÁRIA DOS RENDIMENTOS CPF</w:t>
+      </w:r>
+    </w:p>
+    <w:tbl>
+      <w:tblPr>
+        <w:tblStyle w:val="LightGrid-Accent1"/>
+        <w:tblW w:type="auto" w:w="0"/>
+        <w:tblLayout w:type="autofit"/>
+        <w:tblLook w:firstColumn="1" w:firstRow="1" w:lastColumn="0" w:lastRow="0" w:noHBand="0" w:noVBand="1" w:val="04A0"/>
+      </w:tblPr>
+      <w:tblGrid>
+        <w:gridCol w:w="4320"/>
+        <w:gridCol w:w="4320"/>
+      </w:tblGrid>
+      <w:tr>
+        <w:tc>
+          <w:tcPr>
+            <w:tcW w:type="dxa" w:w="4320"/>
+          </w:tcPr>
+          <w:p>
+            <w:r>
+              <w:rPr>
+                <w:b/>
+              </w:rPr>
+              <w:t>CPF</w:t>
+            </w:r>
+          </w:p>
+        </w:tc>
+        <w:tc>
+          <w:tcPr>
+            <w:tcW w:type="dxa" w:w="4320"/>
+          </w:tcPr>
+          <w:p>
+            <w:r>
+              <w:rPr>
+                <w:b/>
+              </w:rPr>
+              <w:t>NOME COMPLETO</w:t>
+            </w:r>
+          </w:p>
+        </w:tc>
+      </w:tr>
+    </w:tbl>
+    <w:p>
+      <w:r>
+        <w:t>3. RENDIMENTOS TRIBUTÁVEIS NA DECLARAÇÃO DE AJUSTE ANUAL (Valores em Reais)</w:t>
+      </w:r>
+    </w:p>
+    <w:tbl>
+      <w:tblPr>
+        <w:tblStyle w:val="LightGrid-Accent1"/>
+        <w:tblW w:type="auto" w:w="0"/>
+        <w:tblLayout w:type="autofit"/>
+        <w:tblLook w:firstColumn="1" w:firstRow="1" w:lastColumn="0" w:lastRow="0" w:noHBand="0" w:noVBand="1" w:val="04A0"/>
+      </w:tblPr>
+      <w:tblGrid>
+        <w:gridCol w:w="1440"/>
+        <w:gridCol w:w="1440"/>
+        <w:gridCol w:w="1440"/>
+        <w:gridCol w:w="1440"/>
+        <w:gridCol w:w="1440"/>
+        <w:gridCol w:w="1440"/>
+      </w:tblGrid>
+      <w:tr>
+        <w:tc>
+          <w:tcPr>
+            <w:tcW w:type="dxa" w:w="1440"/>
+          </w:tcPr>
+          <w:p>
+            <w:r>
+              <w:rPr>
+                <w:b/>
+              </w:rPr>
+              <w:t>ESPECIFICAÇÃO</w:t>
+            </w:r>
+          </w:p>
+        </w:tc>
+        <w:tc>
+          <w:tcPr>
+            <w:tcW w:type="dxa" w:w="1440"/>
+          </w:tcPr>
+          <w:p/>
+        </w:tc>
+        <w:tc>
+          <w:tcPr>
+            <w:tcW w:type="dxa" w:w="1440"/>
+          </w:tcPr>
+          <w:p>
+            <w:r>
+              <w:rPr>
+                <w:b/>
+              </w:rPr>
+              <w:t>RENDIMENTOS</w:t>
+            </w:r>
+          </w:p>
+        </w:tc>
+        <w:tc>
+          <w:tcPr>
+            <w:tcW w:type="dxa" w:w="1440"/>
+          </w:tcPr>
+          <w:p/>
+        </w:tc>
+        <w:tc>
+          <w:tcPr>
+            <w:tcW w:type="dxa" w:w="1440"/>
+          </w:tcPr>
+          <w:p>
+            <w:r>
+              <w:rPr>
+                <w:b/>
+              </w:rPr>
+              <w:t>IMPOSTO RETIDO NA FONTE</w:t>
+            </w:r>
+          </w:p>
+        </w:tc>
+        <w:tc>
+          <w:tcPr>
+            <w:tcW w:type="dxa" w:w="1440"/>
+          </w:tcPr>
+          <w:p/>
+        </w:tc>
+      </w:tr>
+      <w:tr>
+        <w:tc>
+          <w:tcPr>
+            <w:tcW w:type="dxa" w:w="1440"/>
+          </w:tcPr>
+          <w:p>
+            <w:r>
+              <w:t>01. Previdência Complementar</w:t>
+            </w:r>
+          </w:p>
+        </w:tc>
+        <w:tc>
+          <w:tcPr>
+            <w:tcW w:type="dxa" w:w="1440"/>
+          </w:tcPr>
+          <w:p/>
+        </w:tc>
+        <w:tc>
+          <w:tcPr>
+            <w:tcW w:type="dxa" w:w="1440"/>
+          </w:tcPr>
+          <w:p>
+            <w:r>
+              <w:t>,</w:t>
+            </w:r>
+          </w:p>
+        </w:tc>
+        <w:tc>
+          <w:tcPr>
+            <w:tcW w:type="dxa" w:w="1440"/>
+          </w:tcPr>
+          <w:p/>
+        </w:tc>
+        <w:tc>
+          <w:tcPr>
+            <w:tcW w:type="dxa" w:w="1440"/>
+          </w:tcPr>
+          <w:p>
+            <w:r>
+              <w:t>,</w:t>
+            </w:r>
+          </w:p>
+        </w:tc>
+        <w:tc>
+          <w:tcPr>
+            <w:tcW w:type="dxa" w:w="1440"/>
+          </w:tcPr>
+          <w:p/>
+        </w:tc>
+      </w:tr>
+      <w:tr>
+        <w:tc>
+          <w:tcPr>
+            <w:tcW w:type="dxa" w:w="1440"/>
+          </w:tcPr>
+          <w:p>
+            <w:r>
+              <w:t>02. Fundo de Aposentadoria Programada Individual (Fapi)</w:t>
+            </w:r>
+          </w:p>
+        </w:tc>
+        <w:tc>
+          <w:tcPr>
+            <w:tcW w:type="dxa" w:w="1440"/>
+          </w:tcPr>
+          <w:p/>
+        </w:tc>
+        <w:tc>
+          <w:tcPr>
+            <w:tcW w:type="dxa" w:w="1440"/>
+          </w:tcPr>
+          <w:p>
+            <w:r>
+              <w:t>,</w:t>
+            </w:r>
+          </w:p>
+        </w:tc>
+        <w:tc>
+          <w:tcPr>
+            <w:tcW w:type="dxa" w:w="1440"/>
+          </w:tcPr>
+          <w:p/>
+        </w:tc>
+        <w:tc>
+          <w:tcPr>
+            <w:tcW w:type="dxa" w:w="1440"/>
+          </w:tcPr>
+          <w:p>
+            <w:r>
+              <w:t>,</w:t>
+            </w:r>
+          </w:p>
+        </w:tc>
+        <w:tc>
+          <w:tcPr>
+            <w:tcW w:type="dxa" w:w="1440"/>
+          </w:tcPr>
+          <w:p/>
+        </w:tc>
+      </w:tr>
+      <w:tr>
+        <w:tc>
+          <w:tcPr>
+            <w:tcW w:type="dxa" w:w="1440"/>
+          </w:tcPr>
+          <w:p>
+            <w:r>
+              <w:t>03 Plano Gerador de Benefício Livre (PGBL)</w:t>
+            </w:r>
+          </w:p>
+        </w:tc>
+        <w:tc>
+          <w:tcPr>
+            <w:tcW w:type="dxa" w:w="1440"/>
+          </w:tcPr>
+          <w:p/>
+        </w:tc>
+        <w:tc>
+          <w:tcPr>
+            <w:tcW w:type="dxa" w:w="1440"/>
+          </w:tcPr>
+          <w:p>
+            <w:r>
+              <w:t>,</w:t>
+            </w:r>
+          </w:p>
+        </w:tc>
+        <w:tc>
+          <w:tcPr>
+            <w:tcW w:type="dxa" w:w="1440"/>
+          </w:tcPr>
+          <w:p/>
+        </w:tc>
+        <w:tc>
+          <w:tcPr>
+            <w:tcW w:type="dxa" w:w="1440"/>
+          </w:tcPr>
+          <w:p>
+            <w:r>
+              <w:t>,</w:t>
+            </w:r>
+          </w:p>
+        </w:tc>
+        <w:tc>
+          <w:tcPr>
+            <w:tcW w:type="dxa" w:w="1440"/>
+          </w:tcPr>
+          <w:p/>
+        </w:tc>
+      </w:tr>
+      <w:tr>
+        <w:tc>
+          <w:tcPr>
+            <w:tcW w:type="dxa" w:w="1440"/>
+          </w:tcPr>
+          <w:p>
+            <w:r>
+              <w:t>04. Vida Gerador de Benefício Livre (VGBL)</w:t>
+            </w:r>
+          </w:p>
+        </w:tc>
+        <w:tc>
+          <w:tcPr>
+            <w:tcW w:type="dxa" w:w="1440"/>
+          </w:tcPr>
+          <w:p/>
+        </w:tc>
+        <w:tc>
+          <w:tcPr>
+            <w:tcW w:type="dxa" w:w="1440"/>
+          </w:tcPr>
+          <w:p>
+            <w:r>
+              <w:t>,</w:t>
+            </w:r>
+          </w:p>
+        </w:tc>
+        <w:tc>
+          <w:tcPr>
+            <w:tcW w:type="dxa" w:w="1440"/>
+          </w:tcPr>
+          <w:p/>
+        </w:tc>
+        <w:tc>
+          <w:tcPr>
+            <w:tcW w:type="dxa" w:w="1440"/>
+          </w:tcPr>
+          <w:p>
+            <w:r>
+              <w:t>,</w:t>
+            </w:r>
+          </w:p>
+        </w:tc>
+        <w:tc>
+          <w:tcPr>
+            <w:tcW w:type="dxa" w:w="1440"/>
+          </w:tcPr>
+          <w:p/>
+        </w:tc>
+      </w:tr>
+      <w:tr>
+        <w:tc>
+          <w:tcPr>
+            <w:tcW w:type="dxa" w:w="1440"/>
+          </w:tcPr>
+          <w:p>
+            <w:r>
+              <w:t>05. Demais (especificar)</w:t>
+            </w:r>
+          </w:p>
+        </w:tc>
+        <w:tc>
+          <w:tcPr>
+            <w:tcW w:type="dxa" w:w="1440"/>
+          </w:tcPr>
+          <w:p/>
+        </w:tc>
+        <w:tc>
+          <w:tcPr>
+            <w:tcW w:type="dxa" w:w="1440"/>
+          </w:tcPr>
+          <w:p>
+            <w:r>
+              <w:t>,</w:t>
+            </w:r>
+          </w:p>
+        </w:tc>
+        <w:tc>
+          <w:tcPr>
+            <w:tcW w:type="dxa" w:w="1440"/>
+          </w:tcPr>
+          <w:p/>
+        </w:tc>
+        <w:tc>
+          <w:tcPr>
+            <w:tcW w:type="dxa" w:w="1440"/>
+          </w:tcPr>
+          <w:p>
+            <w:r>
+              <w:t>,</w:t>
+            </w:r>
+          </w:p>
+        </w:tc>
+        <w:tc>
+          <w:tcPr>
+            <w:tcW w:type="dxa" w:w="1440"/>
+          </w:tcPr>
+          <w:p/>
+        </w:tc>
+      </w:tr>
+      <w:tr>
+        <w:tc>
+          <w:tcPr>
+            <w:tcW w:type="dxa" w:w="1440"/>
+          </w:tcPr>
+          <w:p>
+            <w:r>
+              <w:t>06. TOTAL</w:t>
+            </w:r>
+          </w:p>
+        </w:tc>
+        <w:tc>
+          <w:tcPr>
+            <w:tcW w:type="dxa" w:w="1440"/>
+          </w:tcPr>
+          <w:p/>
+        </w:tc>
+        <w:tc>
+          <w:tcPr>
+            <w:tcW w:type="dxa" w:w="1440"/>
+          </w:tcPr>
+          <w:p>
+            <w:r>
+              <w:t>,</w:t>
+            </w:r>
+          </w:p>
+        </w:tc>
+        <w:tc>
+          <w:tcPr>
+            <w:tcW w:type="dxa" w:w="1440"/>
+          </w:tcPr>
+          <w:p/>
+        </w:tc>
+        <w:tc>
+          <w:tcPr>
+            <w:tcW w:type="dxa" w:w="1440"/>
+          </w:tcPr>
+          <w:p>
+            <w:r>
+              <w:t>,</w:t>
+            </w:r>
+          </w:p>
+        </w:tc>
+        <w:tc>
+          <w:tcPr>
+            <w:tcW w:type="dxa" w:w="1440"/>
+          </w:tcPr>
+          <w:p/>
+        </w:tc>
+      </w:tr>
+      <w:tr>
+        <w:tc>
+          <w:tcPr>
+            <w:tcW w:type="dxa" w:w="1440"/>
+          </w:tcPr>
+          <w:p>
+            <w:r>
+              <w:t>4. RENDIMENTOS ISENTOS (Valores em reais)</w:t>
+            </w:r>
+          </w:p>
+        </w:tc>
+        <w:tc>
+          <w:tcPr>
+            <w:tcW w:type="dxa" w:w="1440"/>
+          </w:tcPr>
+          <w:p/>
+        </w:tc>
+        <w:tc>
+          <w:tcPr>
+            <w:tcW w:type="dxa" w:w="1440"/>
+          </w:tcPr>
+          <w:p/>
+        </w:tc>
+        <w:tc>
+          <w:tcPr>
+            <w:tcW w:type="dxa" w:w="1440"/>
+          </w:tcPr>
+          <w:p/>
+        </w:tc>
+        <w:tc>
+          <w:tcPr>
+            <w:tcW w:type="dxa" w:w="1440"/>
+          </w:tcPr>
+          <w:p/>
+        </w:tc>
+        <w:tc>
+          <w:tcPr>
+            <w:tcW w:type="dxa" w:w="1440"/>
+          </w:tcPr>
+          <w:p/>
+        </w:tc>
+      </w:tr>
+      <w:tr>
+        <w:tc>
+          <w:tcPr>
+            <w:tcW w:type="dxa" w:w="1440"/>
+          </w:tcPr>
+          <w:p>
+            <w:r>
+              <w:t>ESPECIFICAÇÃO</w:t>
+            </w:r>
+          </w:p>
+        </w:tc>
+        <w:tc>
+          <w:tcPr>
+            <w:tcW w:type="dxa" w:w="1440"/>
+          </w:tcPr>
+          <w:p>
+            <w:r>
+              <w:t>SALDOS EM 31/12 ANO-CALENDÁRIO ANTERIOR</w:t>
+            </w:r>
+          </w:p>
+        </w:tc>
+        <w:tc>
+          <w:tcPr>
+            <w:tcW w:type="dxa" w:w="1440"/>
+          </w:tcPr>
+          <w:p/>
+        </w:tc>
+        <w:tc>
+          <w:tcPr>
+            <w:tcW w:type="dxa" w:w="1440"/>
+          </w:tcPr>
+          <w:p>
+            <w:r>
+              <w:t>SALDOS EM 31/12 ANO-CALENDÁRIO</w:t>
+            </w:r>
+          </w:p>
+        </w:tc>
+        <w:tc>
+          <w:tcPr>
+            <w:tcW w:type="dxa" w:w="1440"/>
+          </w:tcPr>
+          <w:p/>
+        </w:tc>
+        <w:tc>
+          <w:tcPr>
+            <w:tcW w:type="dxa" w:w="1440"/>
+          </w:tcPr>
+          <w:p>
+            <w:r>
+              <w:t>RENDIMENTOS</w:t>
+            </w:r>
+          </w:p>
+        </w:tc>
+      </w:tr>
+      <w:tr>
+        <w:tc>
+          <w:tcPr>
+            <w:tcW w:type="dxa" w:w="1440"/>
+          </w:tcPr>
+          <w:p>
+            <w:r>
+              <w:t>01. Contas de Poupança e Letras Hipotecárias</w:t>
+            </w:r>
+          </w:p>
+        </w:tc>
+        <w:tc>
+          <w:tcPr>
+            <w:tcW w:type="dxa" w:w="1440"/>
+          </w:tcPr>
+          <w:p>
+            <w:r>
+              <w:t>,</w:t>
+            </w:r>
+          </w:p>
+        </w:tc>
+        <w:tc>
+          <w:tcPr>
+            <w:tcW w:type="dxa" w:w="1440"/>
+          </w:tcPr>
+          <w:p/>
+        </w:tc>
+        <w:tc>
+          <w:tcPr>
+            <w:tcW w:type="dxa" w:w="1440"/>
+          </w:tcPr>
+          <w:p>
+            <w:r>
+              <w:t>,</w:t>
+            </w:r>
+          </w:p>
+        </w:tc>
+        <w:tc>
+          <w:tcPr>
+            <w:tcW w:type="dxa" w:w="1440"/>
+          </w:tcPr>
+          <w:p/>
+        </w:tc>
+        <w:tc>
+          <w:tcPr>
+            <w:tcW w:type="dxa" w:w="1440"/>
+          </w:tcPr>
+          <w:p>
+            <w:r>
+              <w:t>,</w:t>
+            </w:r>
+          </w:p>
+        </w:tc>
+      </w:tr>
+      <w:tr>
+        <w:tc>
+          <w:tcPr>
+            <w:tcW w:type="dxa" w:w="1440"/>
+          </w:tcPr>
+          <w:p>
+            <w:r>
+              <w:t>02. Lucros e Dividendo apurados a partir de 1996 e distribuídos no ano-calendário</w:t>
+            </w:r>
+          </w:p>
+        </w:tc>
+        <w:tc>
+          <w:tcPr>
+            <w:tcW w:type="dxa" w:w="1440"/>
+          </w:tcPr>
+          <w:p/>
+        </w:tc>
+        <w:tc>
+          <w:tcPr>
+            <w:tcW w:type="dxa" w:w="1440"/>
+          </w:tcPr>
+          <w:p/>
+        </w:tc>
+        <w:tc>
+          <w:tcPr>
+            <w:tcW w:type="dxa" w:w="1440"/>
+          </w:tcPr>
+          <w:p/>
+        </w:tc>
+        <w:tc>
+          <w:tcPr>
+            <w:tcW w:type="dxa" w:w="1440"/>
+          </w:tcPr>
+          <w:p/>
+        </w:tc>
+        <w:tc>
+          <w:tcPr>
+            <w:tcW w:type="dxa" w:w="1440"/>
+          </w:tcPr>
+          <w:p>
+            <w:r>
+              <w:t>,</w:t>
+            </w:r>
+          </w:p>
+        </w:tc>
+      </w:tr>
+      <w:tr>
+        <w:tc>
+          <w:tcPr>
+            <w:tcW w:type="dxa" w:w="1440"/>
+          </w:tcPr>
+          <w:p>
+            <w:r>
+              <w:t>03. Demais (especificar)</w:t>
+            </w:r>
+          </w:p>
+        </w:tc>
+        <w:tc>
+          <w:tcPr>
+            <w:tcW w:type="dxa" w:w="1440"/>
+          </w:tcPr>
+          <w:p>
+            <w:r>
+              <w:t>,</w:t>
+            </w:r>
+          </w:p>
+        </w:tc>
+        <w:tc>
+          <w:tcPr>
+            <w:tcW w:type="dxa" w:w="1440"/>
+          </w:tcPr>
+          <w:p/>
+        </w:tc>
+        <w:tc>
+          <w:tcPr>
+            <w:tcW w:type="dxa" w:w="1440"/>
+          </w:tcPr>
+          <w:p>
+            <w:r>
+              <w:t>,</w:t>
+            </w:r>
+          </w:p>
+        </w:tc>
+        <w:tc>
+          <w:tcPr>
+            <w:tcW w:type="dxa" w:w="1440"/>
+          </w:tcPr>
+          <w:p/>
+        </w:tc>
+        <w:tc>
+          <w:tcPr>
+            <w:tcW w:type="dxa" w:w="1440"/>
+          </w:tcPr>
+          <w:p>
+            <w:r>
+              <w:t>,</w:t>
+            </w:r>
+          </w:p>
+        </w:tc>
+      </w:tr>
+      <w:tr>
+        <w:tc>
+          <w:tcPr>
+            <w:tcW w:type="dxa" w:w="1440"/>
+          </w:tcPr>
+          <w:p>
+            <w:r>
+              <w:t>5. RENDIMENTOS SUJEITOS À TRIBUTAÇÃO EXCLUSIVA (Valores em reais)</w:t>
+            </w:r>
+          </w:p>
+        </w:tc>
+        <w:tc>
+          <w:tcPr>
+            <w:tcW w:type="dxa" w:w="1440"/>
+          </w:tcPr>
+          <w:p/>
+        </w:tc>
+        <w:tc>
+          <w:tcPr>
+            <w:tcW w:type="dxa" w:w="1440"/>
+          </w:tcPr>
+          <w:p/>
+        </w:tc>
+        <w:tc>
+          <w:tcPr>
+            <w:tcW w:type="dxa" w:w="1440"/>
+          </w:tcPr>
+          <w:p/>
+        </w:tc>
+        <w:tc>
+          <w:tcPr>
+            <w:tcW w:type="dxa" w:w="1440"/>
+          </w:tcPr>
+          <w:p/>
+        </w:tc>
+        <w:tc>
+          <w:tcPr>
+            <w:tcW w:type="dxa" w:w="1440"/>
+          </w:tcPr>
+          <w:p/>
+        </w:tc>
+      </w:tr>
+      <w:tr>
+        <w:tc>
+          <w:tcPr>
+            <w:tcW w:type="dxa" w:w="1440"/>
+          </w:tcPr>
+          <w:p>
+            <w:r>
+              <w:t>ESPECIFICAÇÃO</w:t>
+            </w:r>
+          </w:p>
+        </w:tc>
+        <w:tc>
+          <w:tcPr>
+            <w:tcW w:type="dxa" w:w="1440"/>
+          </w:tcPr>
+          <w:p>
+            <w:r>
+              <w:t>SALDOS EM 31/12 ANO-CALENDÁRIO ANTERIOR</w:t>
+            </w:r>
+          </w:p>
+        </w:tc>
+        <w:tc>
+          <w:tcPr>
+            <w:tcW w:type="dxa" w:w="1440"/>
+          </w:tcPr>
+          <w:p/>
+        </w:tc>
+        <w:tc>
+          <w:tcPr>
+            <w:tcW w:type="dxa" w:w="1440"/>
+          </w:tcPr>
+          <w:p>
+            <w:r>
+              <w:t>SALDOS EM 31/12 ANO-CALENDÁRIO</w:t>
+            </w:r>
+          </w:p>
+        </w:tc>
+        <w:tc>
+          <w:tcPr>
+            <w:tcW w:type="dxa" w:w="1440"/>
+          </w:tcPr>
+          <w:p/>
+        </w:tc>
+        <w:tc>
+          <w:tcPr>
+            <w:tcW w:type="dxa" w:w="1440"/>
+          </w:tcPr>
+          <w:p>
+            <w:r>
+              <w:t>RENDIMENTOS LÍQUIDOS</w:t>
+            </w:r>
+          </w:p>
+        </w:tc>
+      </w:tr>
+      <w:tr>
+        <w:tc>
+          <w:tcPr>
+            <w:tcW w:type="dxa" w:w="1440"/>
+          </w:tcPr>
+          <w:p>
+            <w:r>
+              <w:t>01. Fundos de Investimento</w:t>
+            </w:r>
+          </w:p>
+        </w:tc>
+        <w:tc>
+          <w:tcPr>
+            <w:tcW w:type="dxa" w:w="1440"/>
+          </w:tcPr>
+          <w:p>
+            <w:r>
+              <w:t>,</w:t>
+            </w:r>
+          </w:p>
+        </w:tc>
+        <w:tc>
+          <w:tcPr>
+            <w:tcW w:type="dxa" w:w="1440"/>
+          </w:tcPr>
+          <w:p/>
+        </w:tc>
+        <w:tc>
+          <w:tcPr>
+            <w:tcW w:type="dxa" w:w="1440"/>
+          </w:tcPr>
+          <w:p>
+            <w:r>
+              <w:t>,</w:t>
+            </w:r>
+          </w:p>
+        </w:tc>
+        <w:tc>
+          <w:tcPr>
+            <w:tcW w:type="dxa" w:w="1440"/>
+          </w:tcPr>
+          <w:p/>
+        </w:tc>
+        <w:tc>
+          <w:tcPr>
+            <w:tcW w:type="dxa" w:w="1440"/>
+          </w:tcPr>
+          <w:p>
+            <w:r>
+              <w:t>,</w:t>
+            </w:r>
+          </w:p>
+        </w:tc>
+      </w:tr>
+      <w:tr>
+        <w:tc>
+          <w:tcPr>
+            <w:tcW w:type="dxa" w:w="1440"/>
+          </w:tcPr>
+          <w:p>
+            <w:r>
+              <w:t>02. Aplicações de Renda Fixa</w:t>
+            </w:r>
+          </w:p>
+        </w:tc>
+        <w:tc>
+          <w:tcPr>
+            <w:tcW w:type="dxa" w:w="1440"/>
+          </w:tcPr>
+          <w:p>
+            <w:r>
+              <w:t>,</w:t>
+            </w:r>
+          </w:p>
+        </w:tc>
+        <w:tc>
+          <w:tcPr>
+            <w:tcW w:type="dxa" w:w="1440"/>
+          </w:tcPr>
+          <w:p/>
+        </w:tc>
+        <w:tc>
+          <w:tcPr>
+            <w:tcW w:type="dxa" w:w="1440"/>
+          </w:tcPr>
+          <w:p>
+            <w:r>
+              <w:t>,</w:t>
+            </w:r>
+          </w:p>
+        </w:tc>
+        <w:tc>
+          <w:tcPr>
+            <w:tcW w:type="dxa" w:w="1440"/>
+          </w:tcPr>
+          <w:p/>
+        </w:tc>
+        <w:tc>
+          <w:tcPr>
+            <w:tcW w:type="dxa" w:w="1440"/>
+          </w:tcPr>
+          <w:p>
+            <w:r>
+              <w:t>,</w:t>
+            </w:r>
+          </w:p>
+        </w:tc>
+      </w:tr>
+      <w:tr>
+        <w:tc>
+          <w:tcPr>
+            <w:tcW w:type="dxa" w:w="1440"/>
+          </w:tcPr>
+          <w:p>
+            <w:r>
+              <w:t>03. Títulos de Capitalização</w:t>
+            </w:r>
+          </w:p>
+        </w:tc>
+        <w:tc>
+          <w:tcPr>
+            <w:tcW w:type="dxa" w:w="1440"/>
+          </w:tcPr>
+          <w:p>
+            <w:r>
+              <w:t>,</w:t>
+            </w:r>
+          </w:p>
+        </w:tc>
+        <w:tc>
+          <w:tcPr>
+            <w:tcW w:type="dxa" w:w="1440"/>
+          </w:tcPr>
+          <w:p/>
+        </w:tc>
+        <w:tc>
+          <w:tcPr>
+            <w:tcW w:type="dxa" w:w="1440"/>
+          </w:tcPr>
+          <w:p>
+            <w:r>
+              <w:t>,</w:t>
+            </w:r>
+          </w:p>
+        </w:tc>
+        <w:tc>
+          <w:tcPr>
+            <w:tcW w:type="dxa" w:w="1440"/>
+          </w:tcPr>
+          <w:p/>
+        </w:tc>
+        <w:tc>
+          <w:tcPr>
+            <w:tcW w:type="dxa" w:w="1440"/>
+          </w:tcPr>
+          <w:p>
+            <w:r>
+              <w:t>,</w:t>
+            </w:r>
+          </w:p>
+        </w:tc>
+      </w:tr>
+      <w:tr>
+        <w:tc>
+          <w:tcPr>
+            <w:tcW w:type="dxa" w:w="1440"/>
+          </w:tcPr>
+          <w:p>
+            <w:r>
+              <w:t>04. Juros sobre Capital Próprio</w:t>
+            </w:r>
+          </w:p>
+        </w:tc>
+        <w:tc>
+          <w:tcPr>
+            <w:tcW w:type="dxa" w:w="1440"/>
+          </w:tcPr>
+          <w:p>
+            <w:r>
+              <w:t>,</w:t>
+            </w:r>
+          </w:p>
+        </w:tc>
+        <w:tc>
+          <w:tcPr>
+            <w:tcW w:type="dxa" w:w="1440"/>
+          </w:tcPr>
+          <w:p/>
+        </w:tc>
+        <w:tc>
+          <w:tcPr>
+            <w:tcW w:type="dxa" w:w="1440"/>
+          </w:tcPr>
+          <w:p>
+            <w:r>
+              <w:t>,</w:t>
+            </w:r>
+          </w:p>
+        </w:tc>
+        <w:tc>
+          <w:tcPr>
+            <w:tcW w:type="dxa" w:w="1440"/>
+          </w:tcPr>
+          <w:p/>
+        </w:tc>
+        <w:tc>
+          <w:tcPr>
+            <w:tcW w:type="dxa" w:w="1440"/>
+          </w:tcPr>
+          <w:p>
+            <w:r>
+              <w:t>,</w:t>
+            </w:r>
+          </w:p>
+        </w:tc>
+      </w:tr>
+      <w:tr>
+        <w:tc>
+          <w:tcPr>
+            <w:tcW w:type="dxa" w:w="1440"/>
+          </w:tcPr>
+          <w:p>
+            <w:r>
+              <w:t>05.Operações de Swap</w:t>
+            </w:r>
+          </w:p>
+        </w:tc>
+        <w:tc>
+          <w:tcPr>
+            <w:tcW w:type="dxa" w:w="1440"/>
+          </w:tcPr>
+          <w:p/>
+        </w:tc>
+        <w:tc>
+          <w:tcPr>
+            <w:tcW w:type="dxa" w:w="1440"/>
+          </w:tcPr>
+          <w:p/>
+        </w:tc>
+        <w:tc>
+          <w:tcPr>
+            <w:tcW w:type="dxa" w:w="1440"/>
+          </w:tcPr>
+          <w:p/>
+        </w:tc>
+        <w:tc>
+          <w:tcPr>
+            <w:tcW w:type="dxa" w:w="1440"/>
+          </w:tcPr>
+          <w:p/>
+        </w:tc>
+        <w:tc>
+          <w:tcPr>
+            <w:tcW w:type="dxa" w:w="1440"/>
+          </w:tcPr>
+          <w:p/>
+        </w:tc>
+      </w:tr>
+      <w:tr>
+        <w:tc>
+          <w:tcPr>
+            <w:tcW w:type="dxa" w:w="1440"/>
+          </w:tcPr>
+          <w:p>
+            <w:r>
+              <w:t>06. Previdência Complementar, Fapi, PGBL e VGBL</w:t>
+            </w:r>
+          </w:p>
+        </w:tc>
+        <w:tc>
+          <w:tcPr>
+            <w:tcW w:type="dxa" w:w="1440"/>
+          </w:tcPr>
+          <w:p/>
+        </w:tc>
+        <w:tc>
+          <w:tcPr>
+            <w:tcW w:type="dxa" w:w="1440"/>
+          </w:tcPr>
+          <w:p/>
+        </w:tc>
+        <w:tc>
+          <w:tcPr>
+            <w:tcW w:type="dxa" w:w="1440"/>
+          </w:tcPr>
+          <w:p/>
+        </w:tc>
+        <w:tc>
+          <w:tcPr>
+            <w:tcW w:type="dxa" w:w="1440"/>
+          </w:tcPr>
+          <w:p/>
+        </w:tc>
+        <w:tc>
+          <w:tcPr>
+            <w:tcW w:type="dxa" w:w="1440"/>
+          </w:tcPr>
+          <w:p>
+            <w:r>
+              <w:t>,</w:t>
+            </w:r>
+          </w:p>
+        </w:tc>
+      </w:tr>
+      <w:tr>
+        <w:tc>
+          <w:tcPr>
+            <w:tcW w:type="dxa" w:w="1440"/>
+          </w:tcPr>
+          <w:p>
+            <w:r>
+              <w:t>07.Demais (especificar)</w:t>
+            </w:r>
+          </w:p>
+        </w:tc>
+        <w:tc>
+          <w:tcPr>
+            <w:tcW w:type="dxa" w:w="1440"/>
+          </w:tcPr>
+          <w:p>
+            <w:r>
+              <w:t>,</w:t>
+            </w:r>
+          </w:p>
+        </w:tc>
+        <w:tc>
+          <w:tcPr>
+            <w:tcW w:type="dxa" w:w="1440"/>
+          </w:tcPr>
+          <w:p/>
+        </w:tc>
+        <w:tc>
+          <w:tcPr>
+            <w:tcW w:type="dxa" w:w="1440"/>
+          </w:tcPr>
+          <w:p>
+            <w:r>
+              <w:t>,</w:t>
+            </w:r>
+          </w:p>
+        </w:tc>
+        <w:tc>
+          <w:tcPr>
+            <w:tcW w:type="dxa" w:w="1440"/>
+          </w:tcPr>
+          <w:p/>
+        </w:tc>
+        <w:tc>
+          <w:tcPr>
+            <w:tcW w:type="dxa" w:w="1440"/>
+          </w:tcPr>
+          <w:p>
+            <w:r>
+              <w:t>,</w:t>
+            </w:r>
+          </w:p>
+        </w:tc>
+      </w:tr>
+      <w:tr>
+        <w:tc>
+          <w:tcPr>
+            <w:tcW w:type="dxa" w:w="1440"/>
+          </w:tcPr>
+          <w:p>
+            <w:r>
+              <w:t>08. TOTAL</w:t>
+            </w:r>
+          </w:p>
+        </w:tc>
+        <w:tc>
+          <w:tcPr>
+            <w:tcW w:type="dxa" w:w="1440"/>
+          </w:tcPr>
+          <w:p/>
+        </w:tc>
+        <w:tc>
+          <w:tcPr>
+            <w:tcW w:type="dxa" w:w="1440"/>
+          </w:tcPr>
+          <w:p/>
+        </w:tc>
+        <w:tc>
+          <w:tcPr>
+            <w:tcW w:type="dxa" w:w="1440"/>
+          </w:tcPr>
+          <w:p/>
+        </w:tc>
+        <w:tc>
+          <w:tcPr>
+            <w:tcW w:type="dxa" w:w="1440"/>
+          </w:tcPr>
+          <w:p/>
+        </w:tc>
+        <w:tc>
+          <w:tcPr>
+            <w:tcW w:type="dxa" w:w="1440"/>
+          </w:tcPr>
+          <w:p>
+            <w:r>
+              <w:t>,</w:t>
+            </w:r>
+          </w:p>
+        </w:tc>
+      </w:tr>
+      <w:tr>
+        <w:tc>
+          <w:tcPr>
+            <w:tcW w:type="dxa" w:w="1440"/>
+          </w:tcPr>
+          <w:p>
+            <w:r>
+              <w:t>6. SALDO EM CONTAS CORRENTES E EM VGBL (Valores em Reais)</w:t>
+            </w:r>
+          </w:p>
+        </w:tc>
+        <w:tc>
+          <w:tcPr>
+            <w:tcW w:type="dxa" w:w="1440"/>
+          </w:tcPr>
+          <w:p/>
+        </w:tc>
+        <w:tc>
+          <w:tcPr>
+            <w:tcW w:type="dxa" w:w="1440"/>
+          </w:tcPr>
+          <w:p/>
+        </w:tc>
+        <w:tc>
+          <w:tcPr>
+            <w:tcW w:type="dxa" w:w="1440"/>
+          </w:tcPr>
+          <w:p/>
+        </w:tc>
+        <w:tc>
+          <w:tcPr>
+            <w:tcW w:type="dxa" w:w="1440"/>
+          </w:tcPr>
+          <w:p/>
+        </w:tc>
+        <w:tc>
+          <w:tcPr>
+            <w:tcW w:type="dxa" w:w="1440"/>
+          </w:tcPr>
+          <w:p/>
+        </w:tc>
+      </w:tr>
+      <w:tr>
+        <w:tc>
+          <w:tcPr>
+            <w:tcW w:type="dxa" w:w="1440"/>
+          </w:tcPr>
+          <w:p>
+            <w:r>
+              <w:t>ESPECIFICAÇÃO</w:t>
+            </w:r>
+          </w:p>
+        </w:tc>
+        <w:tc>
+          <w:tcPr>
+            <w:tcW w:type="dxa" w:w="1440"/>
+          </w:tcPr>
+          <w:p/>
+        </w:tc>
+        <w:tc>
+          <w:tcPr>
+            <w:tcW w:type="dxa" w:w="1440"/>
+          </w:tcPr>
+          <w:p>
+            <w:r>
+              <w:t>SALDOS EM 31/12 ANO-CALENDÁRIO ANTERIOR</w:t>
+            </w:r>
+          </w:p>
+        </w:tc>
+        <w:tc>
+          <w:tcPr>
+            <w:tcW w:type="dxa" w:w="1440"/>
+          </w:tcPr>
+          <w:p/>
+        </w:tc>
+        <w:tc>
+          <w:tcPr>
+            <w:tcW w:type="dxa" w:w="1440"/>
+          </w:tcPr>
+          <w:p>
+            <w:r>
+              <w:t>SALDOS EM 31/12 ANO-CALENDÁRIO</w:t>
+            </w:r>
+          </w:p>
+        </w:tc>
+        <w:tc>
+          <w:tcPr>
+            <w:tcW w:type="dxa" w:w="1440"/>
+          </w:tcPr>
+          <w:p/>
+        </w:tc>
+      </w:tr>
+      <w:tr>
+        <w:tc>
+          <w:tcPr>
+            <w:tcW w:type="dxa" w:w="1440"/>
+          </w:tcPr>
+          <w:p>
+            <w:r>
+              <w:t>01 . Depósito em conta corrente de depósito à vista ou de investimento</w:t>
+            </w:r>
+          </w:p>
+        </w:tc>
+        <w:tc>
+          <w:tcPr>
+            <w:tcW w:type="dxa" w:w="1440"/>
+          </w:tcPr>
+          <w:p/>
+        </w:tc>
+        <w:tc>
+          <w:tcPr>
+            <w:tcW w:type="dxa" w:w="1440"/>
+          </w:tcPr>
+          <w:p>
+            <w:r>
+              <w:t>,</w:t>
+            </w:r>
+          </w:p>
+        </w:tc>
+        <w:tc>
+          <w:tcPr>
+            <w:tcW w:type="dxa" w:w="1440"/>
+          </w:tcPr>
+          <w:p/>
+        </w:tc>
+        <w:tc>
+          <w:tcPr>
+            <w:tcW w:type="dxa" w:w="1440"/>
+          </w:tcPr>
+          <w:p>
+            <w:r>
+              <w:t>,</w:t>
+            </w:r>
+          </w:p>
+        </w:tc>
+        <w:tc>
+          <w:tcPr>
+            <w:tcW w:type="dxa" w:w="1440"/>
+          </w:tcPr>
+          <w:p/>
+        </w:tc>
+      </w:tr>
+      <w:tr>
+        <w:tc>
+          <w:tcPr>
+            <w:tcW w:type="dxa" w:w="1440"/>
+          </w:tcPr>
+          <w:p>
+            <w:r>
+              <w:t>02. Prêmios acumulados em VGBL</w:t>
+            </w:r>
+          </w:p>
+        </w:tc>
+        <w:tc>
+          <w:tcPr>
+            <w:tcW w:type="dxa" w:w="1440"/>
+          </w:tcPr>
+          <w:p/>
+        </w:tc>
+        <w:tc>
+          <w:tcPr>
+            <w:tcW w:type="dxa" w:w="1440"/>
+          </w:tcPr>
+          <w:p>
+            <w:r>
+              <w:t>,</w:t>
+            </w:r>
+          </w:p>
+        </w:tc>
+        <w:tc>
+          <w:tcPr>
+            <w:tcW w:type="dxa" w:w="1440"/>
+          </w:tcPr>
+          <w:p/>
+        </w:tc>
+        <w:tc>
+          <w:tcPr>
+            <w:tcW w:type="dxa" w:w="1440"/>
+          </w:tcPr>
+          <w:p>
+            <w:r>
+              <w:t>,</w:t>
+            </w:r>
+          </w:p>
+        </w:tc>
+        <w:tc>
+          <w:tcPr>
+            <w:tcW w:type="dxa" w:w="1440"/>
+          </w:tcPr>
+          <w:p/>
+        </w:tc>
+      </w:tr>
+    </w:tbl>
+    <w:p>
+      <w:r>
+        <w:t>02. Prêmios acumulados em VGBL , , 7. CRÉDITOS EM TRÂNSITO (Valores em Reais)</w:t>
+      </w:r>
+    </w:p>
+    <w:tbl>
+      <w:tblPr>
+        <w:tblStyle w:val="LightGrid-Accent1"/>
+        <w:tblW w:type="auto" w:w="0"/>
+        <w:tblLayout w:type="autofit"/>
+        <w:tblLook w:firstColumn="1" w:firstRow="1" w:lastColumn="0" w:lastRow="0" w:noHBand="0" w:noVBand="1" w:val="04A0"/>
+      </w:tblPr>
+      <w:tblGrid>
+        <w:gridCol w:w="2880"/>
+        <w:gridCol w:w="2880"/>
+        <w:gridCol w:w="2880"/>
+      </w:tblGrid>
+      <w:tr>
+        <w:tc>
+          <w:tcPr>
+            <w:tcW w:type="dxa" w:w="2880"/>
+          </w:tcPr>
+          <w:p>
+            <w:r>
+              <w:rPr>
+                <w:b/>
+              </w:rPr>
+              <w:t>ESPECIFICAÇÃO</w:t>
+            </w:r>
+          </w:p>
+        </w:tc>
+        <w:tc>
+          <w:tcPr>
+            <w:tcW w:type="dxa" w:w="2880"/>
+          </w:tcPr>
+          <w:p>
+            <w:r>
+              <w:rPr>
+                <w:b/>
+              </w:rPr>
+              <w:t>VALORES EM 31/12 ANO-CALENDÁRIO ANTERIOR</w:t>
+            </w:r>
+          </w:p>
+        </w:tc>
+        <w:tc>
+          <w:tcPr>
+            <w:tcW w:type="dxa" w:w="2880"/>
+          </w:tcPr>
+          <w:p>
+            <w:r>
+              <w:rPr>
+                <w:b/>
+              </w:rPr>
+              <w:t>VALORES EM 31/12 ANO-CALENDÁRIO</w:t>
+            </w:r>
+          </w:p>
+        </w:tc>
+      </w:tr>
+      <w:tr>
+        <w:tc>
+          <w:tcPr>
+            <w:tcW w:type="dxa" w:w="2880"/>
+          </w:tcPr>
+          <w:p>
+            <w:r>
+              <w:t>01. Fundos e clubes de investimento</w:t>
+            </w:r>
+          </w:p>
+        </w:tc>
+        <w:tc>
+          <w:tcPr>
+            <w:tcW w:type="dxa" w:w="2880"/>
+          </w:tcPr>
+          <w:p>
+            <w:r>
+              <w:t>,</w:t>
+            </w:r>
+          </w:p>
+        </w:tc>
+        <w:tc>
+          <w:tcPr>
+            <w:tcW w:type="dxa" w:w="2880"/>
+          </w:tcPr>
+          <w:p>
+            <w:r>
+              <w:t>,</w:t>
+            </w:r>
+          </w:p>
+        </w:tc>
+      </w:tr>
+      <w:tr>
+        <w:tc>
+          <w:tcPr>
+            <w:tcW w:type="dxa" w:w="2880"/>
+          </w:tcPr>
+          <w:p>
+            <w:r>
+              <w:t>02. Demais</w:t>
+            </w:r>
+          </w:p>
+        </w:tc>
+        <w:tc>
+          <w:tcPr>
+            <w:tcW w:type="dxa" w:w="2880"/>
+          </w:tcPr>
+          <w:p>
+            <w:r>
+              <w:t>,</w:t>
+            </w:r>
+          </w:p>
+        </w:tc>
+        <w:tc>
+          <w:tcPr>
+            <w:tcW w:type="dxa" w:w="2880"/>
+          </w:tcPr>
+          <w:p>
+            <w:r>
+              <w:t>,</w:t>
+            </w:r>
+          </w:p>
+        </w:tc>
+      </w:tr>
+    </w:tbl>
+    <w:p>
+      <w:r>
+        <w:t>02. Demais , , 8. INFORMAÇÕES COMPLEMENTARES</w:t>
+      </w:r>
+    </w:p>
+    <w:p>
+      <w:r>
+        <w:t>Aprovado pela IN SRF nº 698, de 2006.</w:t>
       </w:r>
     </w:p>
     <w:p>
@@ -208,7 +1887,190 @@
         <w:t xml:space="preserve">ANEXO II </w:t>
       </w:r>
       <w:r>
+        <w:br/>
+      </w:r>
+      <w:r>
         <w:t>INSTRUÇÕES PARA PREENCHIMENTO DO INFORME DE RENDIMENTOS FINANCEIROS</w:t>
+      </w:r>
+    </w:p>
+    <w:p>
+      <w:r>
+        <w:t>ANEXO II</w:t>
+      </w:r>
+    </w:p>
+    <w:p>
+      <w:r>
+        <w:t>INSTRUÇÕES PARA PREENCHIMENTO DO INFORME DE</w:t>
+      </w:r>
+    </w:p>
+    <w:p>
+      <w:r>
+        <w:t>RENDIMENTOS FINANCEIROS</w:t>
+      </w:r>
+    </w:p>
+    <w:p>
+      <w:r>
+        <w:t>O Informe de Rendimentos Financeiros será preenchido em Reais, observadas as instruções a seguir.</w:t>
+      </w:r>
+    </w:p>
+    <w:p>
+      <w:r>
+        <w:t>Disposições Gerais. 1. Se a instituição houver reembolsado ao cliente a Contribuição Provisória sobre Movimentação ou Transmissão de Valores e de Créditos e Direitos da Natureza Financeira (CPMF) ou o Imposto sobre Operações de Crédito, Câmbio e Seguro, ou relativas a Títulos e Valores Mobiliários (IOF) referentes a aplicações financeiras, esse reembolso deverá ser adicionado aos rendimentos auferidos em cada aplicação.</w:t>
+      </w:r>
+    </w:p>
+    <w:p>
+      <w:r>
+        <w:t>2. No preenchimento do Informe é facultada: 2.1. a identificação, em um único formulário, de mais de uma instituição ou sociedade integrante do mesmo conglomerado financeiro;</w:t>
+      </w:r>
+    </w:p>
+    <w:p>
+      <w:r>
+        <w:t>2.2. a discriminação das diversas espécies de fundos de investimento ou de aplicações de renda fixa, desde que inseridas nos campos próprios do referido Informe.</w:t>
+      </w:r>
+    </w:p>
+    <w:p>
+      <w:r>
+        <w:t>3. No campo relativo aos rendimentos líquidos será informado o valor dos rendimentos tributados, deduzidos o IOF cobrado e o imposto de renda retido na fonte.</w:t>
+      </w:r>
+    </w:p>
+    <w:p>
+      <w:r>
+        <w:t>4. No caso de rendimentos de aplicações em fundos de investimento ou em clubes de investimento, a emissão do documento contendo as informações previstas nesta Instrução Normativa será procedida pelo administrador.</w:t>
+      </w:r>
+    </w:p>
+    <w:p>
+      <w:r>
+        <w:t>5. Com relação aos Fundos Mútuos de Privatizações - FGTS, se os recursos resgatados retornarem à conta vinculada do trabalhador, nenhuma informação deverá constar do Informe. Se a quantia resgatada for paga diretamente ao quotista, nas hipóteses de movimentação das contas do FGTS previstas na legislação vigente, então:</w:t>
+      </w:r>
+    </w:p>
+    <w:p>
+      <w:r>
+        <w:t>5.1. o valor da aplicação acrescido do rendimento equivalente ao da remuneração das contas vinculadas do FGTS deverá ser informado na linha 3 do campo 4 (“03. Demais - especificar”); e</w:t>
+      </w:r>
+    </w:p>
+    <w:p>
+      <w:r>
+        <w:t>5.2 a diferença positiva entre o valor do resgate e o valor de que trata o item 5.1 deverá ser informada na linha 1 do campo 5 (“01. Fundos de Investimento”).</w:t>
+      </w:r>
+    </w:p>
+    <w:p>
+      <w:r>
+        <w:t>Preenchimento do Informe. Campo 3. Rendimentos Tributáveis na Declaração de Ajuste Anual: Nesse campo serão informados, na coluna “Rendimentos”, os valores resgatados e os benefícios pagos, no ano-calendário, independentemente de limite de valor, por entidades de previdência complementar, Fundo de Aposentadoria Programada Individual (Fapi) e Plano Gerador de Benefício Livre (PGBL), e, na coluna “Imposto Retido na Fonte”, o respectivo imposto de renda na fonte, se houver, calculado com base na tabela progressiva mensal.</w:t>
+      </w:r>
+    </w:p>
+    <w:p>
+      <w:r>
+        <w:t>No caso de Vida Gerador de Benefício Livre (VGBL), na coluna “Rendimentos” deverá ser informada a diferença positiva entre o valor resgatado e o somatório dos respectivos prêmios pagos, observado que, no caso de recebimento parcelado, sob a forma de renda ou de resgate parcial, a dedução do prêmio será proporcional ao valor recebido.</w:t>
+      </w:r>
+    </w:p>
+    <w:p>
+      <w:r>
+        <w:t>Campo 4. Rendimentos Isentos. Nesse campo serão informados: Linha 1. quanto às contas de poupança e às letras hipotecárias: 1. os saldos em 31 de dezembro do ano-calendário anterior e em 31 de dezembro do ano- calendário;</w:t>
+      </w:r>
+    </w:p>
+    <w:p>
+      <w:r>
+        <w:t>2. o total anual dos rendimentos pagos ou creditados no ano-calendário. Linha 2. o total anual dos lucros, dividendos, bonificações em dinheiro e outros interesses decorrentes desses lucros, calculados com base nos resultados apurados a partir de 1º de janeiro de 1996 e distribuídos no ano-calendário, inclusive os repassados por fundos e clubes de investimento diretamente aos quotistas, quando o regulamento do fundo permitir.</w:t>
+      </w:r>
+    </w:p>
+    <w:p>
+      <w:r>
+        <w:t>Linha 3. os demais rendimentos isentos, especificadamente, não discriminados nas linhas anteriores.</w:t>
+      </w:r>
+    </w:p>
+    <w:p>
+      <w:r>
+        <w:t>Campo 5. Rendimentos Sujeitos à Tributação Exclusiva. Linha 1. Com relação aos fundos de investimento, serão informados: 1. o saldo em 31 de dezembro do ano-calendário anterior: o mesmo saldo que constou do Informe de Rendimentos Financeiros do ano-calendário anterior;</w:t>
+      </w:r>
+    </w:p>
+    <w:p>
+      <w:r>
+        <w:t>2. o saldo em 31 de dezembro do ano-calendário, cujo valor será apurado da seguinte forma: 2.1. para fundos de investimento cuja tributação ocorra somente no resgate das quotas ou na distribuição de lucros ou rendimentos, o valor de aquisição das quotas;</w:t>
+      </w:r>
+    </w:p>
+    <w:p>
+      <w:r>
+        <w:t>2.2. para os demais fundos de investimento: 2.2.1. se o beneficiário não houver adquirido ou resgatado quotas após a data em que houver a última incidência periódica do imposto de renda, o valor relativo ao saldo de quotas nessa data;</w:t>
+      </w:r>
+    </w:p>
+    <w:p>
+      <w:r>
+        <w:t>2.2.2. se o beneficiário houver adquirido ou resgatado quotas após a data em que houver a última incidência periódica do imposto de renda, o valor relativo ao saldo de quotas nessa data (última incidência periódica) que remanescerem, em caso de resgate, adicionado do valor de aquisição das quotas.</w:t>
+      </w:r>
+    </w:p>
+    <w:p>
+      <w:r>
+        <w:t>3. o rendimento líquido pago ou creditado no ano-calendário, inclusive o relativo às incidências periódicas.</w:t>
+      </w:r>
+    </w:p>
+    <w:p>
+      <w:r>
+        <w:t>Linha 2. Com relação às aplicações financeiras de renda fixa, serão informados: 1. os saldos em 31 de dezembro do ano-calendário anterior e em 31 de dezembro do ano- calendário, pelo valor de aquisição dos títulos ou aplicações;</w:t>
+      </w:r>
+    </w:p>
+    <w:p>
+      <w:r>
+        <w:t>2. o rendimento líquido pago ou creditado no ano-calendário. Obs.: No caso de cessão, liquidação ou resgates parciais, deverá ser informado o saldo remanescente do valor de aquisição dos títulos ou aplicações.</w:t>
+      </w:r>
+    </w:p>
+    <w:p>
+      <w:r>
+        <w:t>Linha 3. Com relação aos títulos de capitalização, serão informados: 1. os saldos em 31 de dezembro do ano-calendário anterior e em 31 de dezembro do ano- calendário, correspondentes à parcela do principal incorporada à reserva do participante;</w:t>
+      </w:r>
+    </w:p>
+    <w:p>
+      <w:r>
+        <w:t>2. o rendimento líquido pago ou creditado no ano-calendário, no caso de resgate do título e do prêmio recebido, mediante sorteio.</w:t>
+      </w:r>
+    </w:p>
+    <w:p>
+      <w:r>
+        <w:t>Linha 4. No caso de juros pagos ou creditados a título de remuneração do capital próprio, deverá ser informado o valor do rendimento líquido creditado, bem como o valor dos créditos líquidos a receber contra a pessoa jurídica, em 31 de dezembro do ano-calendário anterior e atual, inclusive na hipótese em que o fundo tenha procedido à distribuição de direitos diretamente aos quotistas.</w:t>
+      </w:r>
+    </w:p>
+    <w:p>
+      <w:r>
+        <w:t>Linha 5. No caso de operações de swap, deverá ser informado o valor do rendimento líquido pago na cessão ou liquidação das operações.</w:t>
+      </w:r>
+    </w:p>
+    <w:p>
+      <w:r>
+        <w:t>Linha 6. Nos casos dos planos de previdência complementar, Fapi e PGBL tributados exclusivamente na fonte, serão informados os valores resgatados e os benefícios pagos no ano- calendário, independentemente de limite de valor, deduzidos do imposto exclusivo na fonte. No caso de VGBL, será informada a diferença positiva entre o valor resgatado ou benefício pago e o somatório dos respectivos prêmios pagos, deduzida do imposto exclusivo na fonte; observado que, no caso de recebimento parcelado, sob a forma de renda ou de resgate parcial, a dedução do prêmio será proporcional ao valor recebido.</w:t>
+      </w:r>
+    </w:p>
+    <w:p>
+      <w:r>
+        <w:t>Linha 7. Informar demais rendimentos não discriminados nas linhas anteriores. Campo 6. Saldo em Contas-correntes e em VGBL. Linha 1. Informar os saldos das contas em 31 de dezembro do ano-calendário anterior e em 31 de dezembro do ano-calendário, sendo dispensada a informação dos saldos das contas quando forem de valores individuais iguais ou inferiores a R$ 140,00 (cento e quarenta reais).</w:t>
+      </w:r>
+    </w:p>
+    <w:p>
+      <w:r>
+        <w:t>Linha 2. Informar os saldos acumulados referentes aos valores históricos dos prêmios de VGBL em 31 de dezembro do ano-calendário anterior e em 31 de dezembro do ano-calendário, independentemente do valor.</w:t>
+      </w:r>
+    </w:p>
+    <w:p>
+      <w:r>
+        <w:t>Campo 7. Créditos em trânsito.</w:t>
+      </w:r>
+    </w:p>
+    <w:p>
+      <w:r>
+        <w:t>Linha 1. Com relação aos fundos e clubes de investimento, serão informados: 1. valores em 31 de dezembro do ano-calendário anterior: o mesmo valor que constou do Informe de Rendimentos Financeiros do ano-calendário anterior;</w:t>
+      </w:r>
+    </w:p>
+    <w:p>
+      <w:r>
+        <w:t>2. valores em 31 de dezembro do ano-calendário: o valor original (principal) da aplicação ou o valor da última base tributada, conforme o caso, acima de R$ 140,00 (cento e quarenta reais), aplicado ou resgatado dos fundos e clubes de investimento, nos últimos dias do ano-calendário, e que somente tenha sido convertido em quotas ou creditado em conta-corrente de depósito à vista ou conta de depósito para investimento no ano subseqüente.</w:t>
+      </w:r>
+    </w:p>
+    <w:p>
+      <w:r>
+        <w:t>Linha 2. Informar os demais valores cujos créditos encontrem-se em trânsito. Campo 8. Informações complementares. Nesse campo serão informados: 1. nas hipóteses previstas nas Disposições Gerais, item 2, subitens 2.1 e 2.2, as informações que identifiquem as instituições ou sociedades, bem como as diversas espécies de fundos, se for o caso;</w:t>
+      </w:r>
+    </w:p>
+    <w:p>
+      <w:r>
+        <w:t>2. as informações a que se refere o art. 8º desta Instrução Normativa; 3. o rendimento referente aos valores pagos ou creditados a título de lucros apurados nos anos-calendário de 1994 e 1995, ou de dividendos, bonificações em dinheiro e outros interesses decorrentes desses lucros, bem como o respectivo imposto retido, especificando que tais valores podem ser considerados como ajuste na declaração e o imposto pago compensado nessa declaração ou, opcionalmente, informados pelo líquido (rendimento menos imposto) como tributação exclusiva na declaração.</w:t>
       </w:r>
     </w:p>
     <w:sectPr>
